--- a/project/documents/reportletters/TM_received.docx
+++ b/project/documents/reportletters/TM_received.docx
@@ -60,6 +60,21 @@
       <w:pPr>
         <w:spacing w:after="0" w:line="240" w:lineRule="auto"/>
       </w:pPr>
+    </w:p>
+    <w:p>
+      <w:pPr>
+        <w:spacing w:after="0" w:line="240" w:lineRule="auto"/>
+      </w:pPr>
+    </w:p>
+    <w:p>
+      <w:pPr>
+        <w:spacing w:after="0" w:line="240" w:lineRule="auto"/>
+      </w:pPr>
+    </w:p>
+    <w:p>
+      <w:pPr>
+        <w:spacing w:after="0" w:line="240" w:lineRule="auto"/>
+      </w:pPr>
       <w:r>
         <w:t xml:space="preserve">SCHWEGMAN, LUNDBERG &amp; WOESSNER, P.A. </w:t>
       </w:r>
@@ -161,109 +176,36 @@
     <w:p>
       <w:pPr>
         <w:tabs>
-          <w:tab w:val="left" w:pos="720"/>
-          <w:tab w:val="left" w:pos="1440"/>
-          <w:tab w:val="left" w:pos="2160"/>
           <w:tab w:val="right" w:pos="9360"/>
         </w:tabs>
       </w:pPr>
     </w:p>
-    <w:tbl>
-      <w:tblPr>
-        <w:tblW w:w="0" w:type="auto"/>
-        <w:tblLayout w:type="fixed"/>
-        <w:tblLook w:val="0000" w:firstRow="0" w:lastRow="0" w:firstColumn="0" w:lastColumn="0" w:noHBand="0" w:noVBand="0"/>
-      </w:tblPr>
-      <w:tblGrid>
-        <w:gridCol w:w="2178"/>
-        <w:gridCol w:w="7398"/>
-      </w:tblGrid>
-      <w:tr>
-        <w:tc>
-          <w:tcPr>
-            <w:tcW w:w="2178" w:type="dxa"/>
-          </w:tcPr>
-          <w:p>
-            <w:pPr>
-              <w:tabs>
-                <w:tab w:val="left" w:pos="720"/>
-                <w:tab w:val="left" w:pos="1440"/>
-                <w:tab w:val="left" w:pos="2160"/>
-                <w:tab w:val="right" w:pos="9360"/>
-              </w:tabs>
-            </w:pPr>
-            <w:r>
-              <w:rPr>
-                <w:u w:val="single"/>
-              </w:rPr>
-              <w:t>Date Mailed</w:t>
-            </w:r>
-          </w:p>
-        </w:tc>
-        <w:tc>
-          <w:tcPr>
-            <w:tcW w:w="7398" w:type="dxa"/>
-          </w:tcPr>
-          <w:p>
-            <w:pPr>
-              <w:tabs>
-                <w:tab w:val="left" w:pos="720"/>
-                <w:tab w:val="left" w:pos="1440"/>
-                <w:tab w:val="left" w:pos="2160"/>
-                <w:tab w:val="right" w:pos="9360"/>
-              </w:tabs>
-            </w:pPr>
-            <w:r>
-              <w:rPr>
-                <w:u w:val="single"/>
-              </w:rPr>
-              <w:t>Document(s)</w:t>
-            </w:r>
-          </w:p>
-        </w:tc>
-      </w:tr>
-      <w:tr>
-        <w:trPr>
-          <w:trHeight w:val="80"/>
-        </w:trPr>
-        <w:tc>
-          <w:tcPr>
-            <w:tcW w:w="2178" w:type="dxa"/>
-          </w:tcPr>
-          <w:p>
-            <w:pPr>
-              <w:tabs>
-                <w:tab w:val="left" w:pos="720"/>
-                <w:tab w:val="left" w:pos="1440"/>
-                <w:tab w:val="left" w:pos="2160"/>
-                <w:tab w:val="right" w:pos="9360"/>
-              </w:tabs>
-            </w:pPr>
-            <w:r>
-              <w:t>&lt;&lt;dateMailed&gt;&gt;</w:t>
-            </w:r>
-          </w:p>
-        </w:tc>
-        <w:tc>
-          <w:tcPr>
-            <w:tcW w:w="7398" w:type="dxa"/>
-          </w:tcPr>
-          <w:p>
-            <w:pPr>
-              <w:tabs>
-                <w:tab w:val="left" w:pos="720"/>
-                <w:tab w:val="left" w:pos="1440"/>
-                <w:tab w:val="left" w:pos="2160"/>
-                <w:tab w:val="right" w:pos="9360"/>
-              </w:tabs>
-            </w:pPr>
-            <w:r>
-              <w:t>&lt;&lt;docReceived&gt;&gt;</w:t>
-            </w:r>
-          </w:p>
-        </w:tc>
-      </w:tr>
-    </w:tbl>
+    <w:p>
+      <w:r>
+        <w:rPr>
+          <w:u w:val="single"/>
+        </w:rPr>
+        <w:t>Date Mailed</w:t>
+      </w:r>
+      <w:r>
+        <w:tab/>
+      </w:r>
+      <w:r>
+        <w:tab/>
+        <w:t xml:space="preserve">    </w:t>
+      </w:r>
+      <w:r>
+        <w:rPr>
+          <w:u w:val="single"/>
+        </w:rPr>
+        <w:t>Document(s)</w:t>
+      </w:r>
+    </w:p>
+    <w:p>
+      <w:r>
+        <w:t>&lt;&lt;dateMailed&gt;&gt;</w:t>
+      </w:r>
+    </w:p>
     <w:p/>
     <w:p>
       <w:r>
@@ -277,56 +219,6 @@
       </w:r>
       <w:r>
         <w:t>.</w:t>
-      </w:r>
-    </w:p>
-    <w:p/>
-    <w:p>
-      <w:pPr>
-        <w:rPr>
-          <w:noProof/>
-        </w:rPr>
-      </w:pPr>
-      <w:r>
-        <w:rPr>
-          <w:noProof/>
-        </w:rPr>
-        <w:t>Sincerely,</w:t>
-      </w:r>
-    </w:p>
-    <w:p/>
-    <w:p>
-      <w:pPr>
-        <w:pStyle w:val="Header"/>
-        <w:tabs>
-          <w:tab w:val="clear" w:pos="4320"/>
-          <w:tab w:val="clear" w:pos="8640"/>
-        </w:tabs>
-        <w:rPr>
-          <w:rFonts w:asciiTheme="minorHAnsi" w:hAnsiTheme="minorHAnsi"/>
-          <w:sz w:val="22"/>
-          <w:szCs w:val="22"/>
-        </w:rPr>
-      </w:pPr>
-      <w:r>
-        <w:rPr>
-          <w:rFonts w:asciiTheme="minorHAnsi" w:hAnsiTheme="minorHAnsi"/>
-          <w:sz w:val="22"/>
-          <w:szCs w:val="22"/>
-        </w:rPr>
-        <w:t>&lt;&lt;This.cmgName&gt;&gt;</w:t>
-      </w:r>
-    </w:p>
-    <w:p>
-      <w:pPr>
-        <w:spacing w:after="0" w:line="240" w:lineRule="auto"/>
-      </w:pPr>
-    </w:p>
-    <w:p>
-      <w:pPr>
-        <w:spacing w:after="0" w:line="240" w:lineRule="auto"/>
-      </w:pPr>
-      <w:r>
-        <w:t>Attachments</w:t>
       </w:r>
     </w:p>
     <w:p/>
